--- a/project/documents/reportletters/advisoryaction.docx
+++ b/project/documents/reportletters/advisoryaction.docx
@@ -4,128 +4,83 @@
   <w:body>
     <w:p>
       <w:pPr>
-        <w:tabs>
-          <w:tab w:val="right" w:pos="9360"/>
-        </w:tabs>
-        <w:rPr>
-          <w:sz w:val="20"/>
-          <w:szCs w:val="20"/>
-        </w:rPr>
-      </w:pPr>
-      <w:r>
-        <w:rPr>
-          <w:b/>
-          <w:bCs/>
-          <w:sz w:val="20"/>
-          <w:szCs w:val="20"/>
-        </w:rPr>
-        <w:t>&lt;&lt;WAName&gt;&gt; &lt;&lt;WAPhone&gt;&gt; - Direct Dial</w:t>
-      </w:r>
-      <w:r>
-        <w:rPr>
-          <w:b/>
-          <w:bCs/>
-          <w:sz w:val="20"/>
-          <w:szCs w:val="20"/>
-        </w:rPr>
-        <w:tab/>
-        <w:t>&lt;&lt;paraName&gt;&gt; &lt;&lt;paraPhone&gt;&gt; - Direct Dial</w:t>
-      </w:r>
-    </w:p>
-    <w:p>
-      <w:pPr>
-        <w:tabs>
-          <w:tab w:val="right" w:pos="9360"/>
-        </w:tabs>
-      </w:pPr>
-      <w:r>
-        <w:rPr>
-          <w:b/>
-          <w:bCs/>
-          <w:sz w:val="20"/>
-          <w:szCs w:val="20"/>
-        </w:rPr>
-        <w:t>&lt;&lt;WAEmail&gt;&gt;</w:t>
-      </w:r>
-      <w:r>
-        <w:rPr>
-          <w:b/>
-          <w:bCs/>
-          <w:sz w:val="20"/>
-          <w:szCs w:val="20"/>
-        </w:rPr>
-        <w:tab/>
-        <w:t>&lt;&lt;paraEmail&gt;&gt;</w:t>
-      </w:r>
-    </w:p>
-    <w:p>
-      <w:pPr>
-        <w:rPr>
-          <w:b/>
-          <w:bCs/>
-        </w:rPr>
-      </w:pPr>
-    </w:p>
-    <w:p>
-      <w:r>
-        <w:t>&lt;&lt;currentDate&gt;&gt;</w:t>
-      </w:r>
-    </w:p>
-    <w:p>
-      <w:pPr>
-        <w:tabs>
-          <w:tab w:val="left" w:pos="-1440"/>
-        </w:tabs>
-      </w:pPr>
-    </w:p>
-    <w:p>
-      <w:pPr>
-        <w:tabs>
-          <w:tab w:val="left" w:pos="-1440"/>
-        </w:tabs>
-      </w:pPr>
-      <w:r>
-        <w:t>&lt;&lt;recipient&gt;&gt;</w:t>
-      </w:r>
-    </w:p>
-    <w:p>
-      <w:pPr>
-        <w:tabs>
-          <w:tab w:val="left" w:pos="-1440"/>
-        </w:tabs>
-      </w:pPr>
-      <w:r>
-        <w:t>&lt;&lt;corrContactTitle&gt;&gt;</w:t>
-      </w:r>
-    </w:p>
-    <w:p>
-      <w:pPr>
-        <w:tabs>
-          <w:tab w:val="left" w:pos="-1440"/>
-        </w:tabs>
-      </w:pPr>
-      <w:r>
-        <w:t>&lt;&lt;orgName&gt;&gt;</w:t>
-      </w:r>
-    </w:p>
-    <w:p>
-      <w:pPr>
-        <w:tabs>
-          <w:tab w:val="right" w:pos="9360"/>
-        </w:tabs>
-      </w:pPr>
-      <w:r>
-        <w:t>&lt;&lt;workAddr&gt;&gt;</w:t>
-      </w:r>
-    </w:p>
-    <w:p>
-      <w:pPr>
-        <w:tabs>
-          <w:tab w:val="right" w:pos="9360"/>
-        </w:tabs>
-      </w:pPr>
-      <w:r>
-        <w:t>&lt;&lt;CSZ&gt;&gt;</w:t>
+        <w:pStyle w:val="NormalWeb"/>
+        <w:spacing w:before="0" w:beforeAutospacing="0" w:after="0" w:afterAutospacing="0"/>
+      </w:pPr>
+      <w:r>
+        <w:t xml:space="preserve">Subject line: &lt;&lt;orgName&gt;&gt;: &lt;&lt;clientRefNo&gt;&gt; / SLW Ref: &lt;&lt;matterNo&gt;&gt; / </w:t>
+      </w:r>
+      <w:r>
+        <w:t>SLW</w:t>
+      </w:r>
+      <w:r>
+        <w:t xml:space="preserve"> Report Out: Issue Fee filed</w:t>
+      </w:r>
+    </w:p>
+    <w:p>
+      <w:pPr>
+        <w:pStyle w:val="NormalWeb"/>
+        <w:spacing w:before="0" w:beforeAutospacing="0" w:after="0" w:afterAutospacing="0"/>
+      </w:pPr>
+    </w:p>
+    <w:p>
+      <w:pPr>
+        <w:pStyle w:val="NormalWeb"/>
+        <w:spacing w:before="0" w:beforeAutospacing="0" w:after="0" w:afterAutospacing="0"/>
+      </w:pPr>
+    </w:p>
+    <w:p>
+      <w:pPr>
+        <w:pStyle w:val="NormalWeb"/>
+        <w:spacing w:before="0" w:beforeAutospacing="0" w:after="0" w:afterAutospacing="0"/>
+      </w:pPr>
+    </w:p>
+    <w:p>
+      <w:pPr>
+        <w:pStyle w:val="NormalWeb"/>
+        <w:spacing w:before="0" w:beforeAutospacing="0" w:after="0" w:afterAutospacing="0"/>
+      </w:pPr>
+      <w:r>
+        <w:t>Body:</w:t>
+      </w:r>
+    </w:p>
+    <w:p>
+      <w:pPr>
+        <w:pStyle w:val="NormalWeb"/>
+        <w:spacing w:before="0" w:beforeAutospacing="0" w:after="0" w:afterAutospacing="0"/>
+      </w:pPr>
+    </w:p>
+    <w:p>
+      <w:pPr>
+        <w:pStyle w:val="NormalWeb"/>
+        <w:spacing w:before="0" w:beforeAutospacing="0" w:after="0" w:afterAutospacing="0"/>
+      </w:pPr>
+      <w:r>
+        <w:t>&lt;&lt;This.upperFirmName&gt;&gt;</w:t>
+      </w:r>
+    </w:p>
+    <w:p>
+      <w:pPr>
+        <w:pStyle w:val="NormalWeb"/>
+        <w:spacing w:before="0" w:beforeAutospacing="0" w:after="0" w:afterAutospacing="0"/>
+      </w:pPr>
+    </w:p>
+    <w:p>
+      <w:pPr>
+        <w:pStyle w:val="NormalWeb"/>
+        <w:spacing w:before="0" w:beforeAutospacing="0" w:after="0" w:afterAutospacing="0"/>
+      </w:pPr>
+      <w:r>
+        <w:t>&lt;&lt;This.WAName&gt;&gt; &lt;&lt;This.WAPhone&gt;&gt;  &lt;&lt;This.WAEmail&gt;&gt;</w:t>
+      </w:r>
+    </w:p>
+    <w:p>
+      <w:pPr>
+        <w:pStyle w:val="NormalWeb"/>
+        <w:spacing w:before="0" w:beforeAutospacing="0" w:after="0" w:afterAutospacing="0"/>
+      </w:pPr>
+      <w:r>
+        <w:t>&lt;&lt;This.paraName&gt;&gt; &lt;&lt;This.paraPhone&gt;&gt;  &lt;&lt;This.paraEmail&gt;&gt;</w:t>
       </w:r>
     </w:p>
     <w:p>
@@ -209,21 +164,11 @@
         </w:rPr>
         <w:tab/>
       </w:r>
-      <w:smartTag w:uri="urn:schemas-microsoft-com:office:smarttags" w:element="country-region">
-        <w:smartTag w:uri="urn:schemas-microsoft-com:office:smarttags" w:element="place">
-          <w:r>
-            <w:rPr>
-              <w:noProof/>
-            </w:rPr>
-            <w:t>U.S.</w:t>
-          </w:r>
-        </w:smartTag>
-      </w:smartTag>
-      <w:r>
-        <w:rPr>
-          <w:noProof/>
-        </w:rPr>
-        <w:t xml:space="preserve"> Patent Application Serial No.: &lt;&lt;serialNo&gt;&gt;</w:t>
+      <w:r>
+        <w:rPr>
+          <w:noProof/>
+        </w:rPr>
+        <w:t>Patent Application Serial No.: &lt;&lt;This.serialNo&gt;&gt;, filed &lt;&lt;This.filedDate&gt;&gt;</w:t>
       </w:r>
     </w:p>
     <w:p>
@@ -243,27 +188,13 @@
       </w:r>
     </w:p>
     <w:p>
-      <w:pPr>
-        <w:rPr>
-          <w:noProof/>
-        </w:rPr>
-      </w:pPr>
-    </w:p>
-    <w:p>
-      <w:r>
-        <w:t xml:space="preserve">Dear </w:t>
-      </w:r>
       <w:r>
         <w:rPr>
           <w:noProof/>
         </w:rPr>
         <w:t>&lt;&lt;salutation&gt;&gt;</w:t>
       </w:r>
-      <w:r>
-        <w:t>:</w:t>
-      </w:r>
-    </w:p>
-    <w:p/>
+    </w:p>
     <w:p>
       <w:pPr>
         <w:rPr>
@@ -476,144 +407,6 @@
         <w:t>to discuss the appropriate response.</w:t>
       </w:r>
     </w:p>
-    <w:p>
-      <w:pPr>
-        <w:rPr>
-          <w:noProof/>
-        </w:rPr>
-      </w:pPr>
-    </w:p>
-    <w:p>
-      <w:pPr>
-        <w:rPr>
-          <w:noProof/>
-        </w:rPr>
-      </w:pPr>
-      <w:r>
-        <w:rPr>
-          <w:noProof/>
-        </w:rPr>
-        <w:t>Sincerely,</w:t>
-      </w:r>
-    </w:p>
-    <w:p>
-      <w:pPr>
-        <w:rPr>
-          <w:noProof/>
-        </w:rPr>
-      </w:pPr>
-    </w:p>
-    <w:p>
-      <w:pPr>
-        <w:rPr>
-          <w:noProof/>
-        </w:rPr>
-      </w:pPr>
-    </w:p>
-    <w:p>
-      <w:pPr>
-        <w:rPr>
-          <w:noProof/>
-        </w:rPr>
-      </w:pPr>
-    </w:p>
-    <w:p/>
-    <w:p>
-      <w:pPr>
-        <w:pStyle w:val="Header"/>
-        <w:tabs>
-          <w:tab w:val="clear" w:pos="4320"/>
-          <w:tab w:val="clear" w:pos="8640"/>
-        </w:tabs>
-        <w:rPr>
-          <w:rFonts w:ascii="Times New Roman" w:hAnsi="Times New Roman"/>
-        </w:rPr>
-      </w:pPr>
-      <w:r>
-        <w:rPr>
-          <w:rFonts w:ascii="Times New Roman" w:hAnsi="Times New Roman"/>
-        </w:rPr>
-        <w:t>&lt;&lt;</w:t>
-      </w:r>
-      <w:r>
-        <w:rPr>
-          <w:rFonts w:ascii="Times New Roman" w:hAnsi="Times New Roman"/>
-        </w:rPr>
-        <w:t>cmgName</w:t>
-      </w:r>
-      <w:r>
-        <w:rPr>
-          <w:rFonts w:ascii="Times New Roman" w:hAnsi="Times New Roman"/>
-        </w:rPr>
-        <w:t>&gt;&gt;</w:t>
-      </w:r>
-    </w:p>
-    <w:p>
-      <w:pPr>
-        <w:rPr>
-          <w:noProof/>
-        </w:rPr>
-      </w:pPr>
-    </w:p>
-    <w:p>
-      <w:pPr>
-        <w:rPr>
-          <w:noProof/>
-        </w:rPr>
-      </w:pPr>
-      <w:r>
-        <w:t>&lt;&lt;enclosures&gt;&gt;</w:t>
-      </w:r>
-    </w:p>
-    <w:p>
-      <w:pPr>
-        <w:pStyle w:val="Header"/>
-        <w:widowControl/>
-        <w:tabs>
-          <w:tab w:val="clear" w:pos="4320"/>
-          <w:tab w:val="clear" w:pos="8640"/>
-        </w:tabs>
-        <w:autoSpaceDE/>
-        <w:autoSpaceDN/>
-        <w:adjustRightInd/>
-        <w:rPr>
-          <w:rFonts w:ascii="Times New Roman" w:hAnsi="Times New Roman"/>
-        </w:rPr>
-      </w:pPr>
-    </w:p>
-    <w:tbl>
-      <w:tblPr>
-        <w:tblW w:w="9468" w:type="dxa"/>
-        <w:tblLook w:val="01E0" w:firstRow="1" w:lastRow="1" w:firstColumn="1" w:lastColumn="1" w:noHBand="0" w:noVBand="0"/>
-      </w:tblPr>
-      <w:tblGrid>
-        <w:gridCol w:w="1344"/>
-        <w:gridCol w:w="8124"/>
-      </w:tblGrid>
-      <w:tr>
-        <w:tc>
-          <w:tcPr>
-            <w:tcW w:w="648" w:type="dxa"/>
-          </w:tcPr>
-          <w:p>
-            <w:r>
-              <w:t>&lt;&lt;ccTag&gt;&gt;</w:t>
-            </w:r>
-          </w:p>
-        </w:tc>
-        <w:tc>
-          <w:tcPr>
-            <w:tcW w:w="8820" w:type="dxa"/>
-          </w:tcPr>
-          <w:p>
-            <w:r>
-              <w:t>&lt;&lt;ccName&gt;&gt;</w:t>
-            </w:r>
-          </w:p>
-        </w:tc>
-      </w:tr>
-    </w:tbl>
-    <w:p/>
     <w:sectPr>
       <w:headerReference w:type="default" r:id="rId6"/>
       <w:pgSz w:w="12240" w:h="15840" w:code="1"/>
@@ -696,6 +489,51 @@
     <w:lsdException w:name="Subtitle" w:qFormat="1"/>
     <w:lsdException w:name="Strong" w:qFormat="1"/>
     <w:lsdException w:name="Emphasis" w:qFormat="1"/>
+    <w:lsdException w:name="Normal (Web)" w:uiPriority="99"/>
+    <w:lsdException w:name="Normal Table" w:semiHidden="1" w:unhideWhenUsed="1"/>
+    <w:lsdException w:name="Table Simple 1" w:semiHidden="1" w:unhideWhenUsed="1"/>
+    <w:lsdException w:name="Table Simple 2" w:semiHidden="1" w:unhideWhenUsed="1"/>
+    <w:lsdException w:name="Table Simple 3" w:semiHidden="1" w:unhideWhenUsed="1"/>
+    <w:lsdException w:name="Table Classic 1" w:semiHidden="1" w:unhideWhenUsed="1"/>
+    <w:lsdException w:name="Table Classic 2" w:semiHidden="1" w:unhideWhenUsed="1"/>
+    <w:lsdException w:name="Table Classic 3" w:semiHidden="1" w:unhideWhenUsed="1"/>
+    <w:lsdException w:name="Table Classic 4" w:semiHidden="1" w:unhideWhenUsed="1"/>
+    <w:lsdException w:name="Table Colorful 1" w:semiHidden="1" w:unhideWhenUsed="1"/>
+    <w:lsdException w:name="Table Colorful 2" w:semiHidden="1" w:unhideWhenUsed="1"/>
+    <w:lsdException w:name="Table Colorful 3" w:semiHidden="1" w:unhideWhenUsed="1"/>
+    <w:lsdException w:name="Table Columns 1" w:semiHidden="1" w:unhideWhenUsed="1"/>
+    <w:lsdException w:name="Table Columns 2" w:semiHidden="1" w:unhideWhenUsed="1"/>
+    <w:lsdException w:name="Table Columns 3" w:semiHidden="1" w:unhideWhenUsed="1"/>
+    <w:lsdException w:name="Table Columns 4" w:semiHidden="1" w:unhideWhenUsed="1"/>
+    <w:lsdException w:name="Table Columns 5" w:semiHidden="1" w:unhideWhenUsed="1"/>
+    <w:lsdException w:name="Table Grid 1" w:semiHidden="1" w:unhideWhenUsed="1"/>
+    <w:lsdException w:name="Table Grid 2" w:semiHidden="1" w:unhideWhenUsed="1"/>
+    <w:lsdException w:name="Table Grid 3" w:semiHidden="1" w:unhideWhenUsed="1"/>
+    <w:lsdException w:name="Table Grid 4" w:semiHidden="1" w:unhideWhenUsed="1"/>
+    <w:lsdException w:name="Table Grid 5" w:semiHidden="1" w:unhideWhenUsed="1"/>
+    <w:lsdException w:name="Table Grid 6" w:semiHidden="1" w:unhideWhenUsed="1"/>
+    <w:lsdException w:name="Table Grid 7" w:semiHidden="1" w:unhideWhenUsed="1"/>
+    <w:lsdException w:name="Table Grid 8" w:semiHidden="1" w:unhideWhenUsed="1"/>
+    <w:lsdException w:name="Table List 1" w:semiHidden="1" w:unhideWhenUsed="1"/>
+    <w:lsdException w:name="Table List 2" w:semiHidden="1" w:unhideWhenUsed="1"/>
+    <w:lsdException w:name="Table List 3" w:semiHidden="1" w:unhideWhenUsed="1"/>
+    <w:lsdException w:name="Table List 4" w:semiHidden="1" w:unhideWhenUsed="1"/>
+    <w:lsdException w:name="Table List 5" w:semiHidden="1" w:unhideWhenUsed="1"/>
+    <w:lsdException w:name="Table List 6" w:semiHidden="1" w:unhideWhenUsed="1"/>
+    <w:lsdException w:name="Table List 7" w:semiHidden="1" w:unhideWhenUsed="1"/>
+    <w:lsdException w:name="Table List 8" w:semiHidden="1" w:unhideWhenUsed="1"/>
+    <w:lsdException w:name="Table 3D effects 1" w:semiHidden="1" w:unhideWhenUsed="1"/>
+    <w:lsdException w:name="Table 3D effects 2" w:semiHidden="1" w:unhideWhenUsed="1"/>
+    <w:lsdException w:name="Table 3D effects 3" w:semiHidden="1" w:unhideWhenUsed="1"/>
+    <w:lsdException w:name="Table Contemporary" w:semiHidden="1" w:unhideWhenUsed="1"/>
+    <w:lsdException w:name="Table Elegant" w:semiHidden="1" w:unhideWhenUsed="1"/>
+    <w:lsdException w:name="Table Professional" w:semiHidden="1" w:unhideWhenUsed="1"/>
+    <w:lsdException w:name="Table Subtle 1" w:semiHidden="1" w:unhideWhenUsed="1"/>
+    <w:lsdException w:name="Table Subtle 2" w:semiHidden="1" w:unhideWhenUsed="1"/>
+    <w:lsdException w:name="Table Web 1" w:semiHidden="1" w:unhideWhenUsed="1"/>
+    <w:lsdException w:name="Table Web 2" w:semiHidden="1" w:unhideWhenUsed="1"/>
+    <w:lsdException w:name="Table Web 3" w:semiHidden="1" w:unhideWhenUsed="1"/>
+    <w:lsdException w:name="Table Theme" w:semiHidden="1" w:unhideWhenUsed="1"/>
     <w:lsdException w:name="Placeholder Text" w:semiHidden="1" w:uiPriority="99"/>
     <w:lsdException w:name="No Spacing" w:uiPriority="1" w:qFormat="1"/>
     <w:lsdException w:name="Light Shading" w:uiPriority="60"/>
@@ -927,11 +765,14 @@
   </w:style>
   <w:style w:type="character" w:default="1" w:styleId="DefaultParagraphFont">
     <w:name w:val="Default Paragraph Font"/>
-    <w:semiHidden/>
+    <w:uiPriority w:val="1"/>
+    <w:unhideWhenUsed/>
   </w:style>
   <w:style w:type="table" w:default="1" w:styleId="TableNormal">
     <w:name w:val="Normal Table"/>
+    <w:uiPriority w:val="99"/>
     <w:semiHidden/>
+    <w:unhideWhenUsed/>
     <w:tblPr>
       <w:tblInd w:w="0" w:type="dxa"/>
       <w:tblCellMar>
@@ -944,7 +785,9 @@
   </w:style>
   <w:style w:type="numbering" w:default="1" w:styleId="NoList">
     <w:name w:val="No List"/>
+    <w:uiPriority w:val="99"/>
     <w:semiHidden/>
+    <w:unhideWhenUsed/>
   </w:style>
   <w:style w:type="paragraph" w:styleId="Header">
     <w:name w:val="header"/>
@@ -1013,6 +856,21 @@
       <w:rFonts w:ascii="Tahoma" w:hAnsi="Tahoma" w:cs="Tahoma"/>
       <w:sz w:val="16"/>
       <w:szCs w:val="16"/>
+    </w:rPr>
+  </w:style>
+  <w:style w:type="paragraph" w:styleId="NormalWeb">
+    <w:name w:val="Normal (Web)"/>
+    <w:basedOn w:val="Normal"/>
+    <w:uiPriority w:val="99"/>
+    <w:unhideWhenUsed/>
+    <w:rsid w:val="00146AE4"/>
+    <w:pPr>
+      <w:spacing w:before="100" w:beforeAutospacing="1" w:after="100" w:afterAutospacing="1"/>
+    </w:pPr>
+    <w:rPr>
+      <w:rFonts w:ascii="Calibri" w:eastAsia="Calibri" w:hAnsi="Calibri" w:cs="Calibri"/>
+      <w:sz w:val="22"/>
+      <w:szCs w:val="22"/>
     </w:rPr>
   </w:style>
 </w:styles>

--- a/project/documents/reportletters/advisoryaction.docx
+++ b/project/documents/reportletters/advisoryaction.docx
@@ -14,7 +14,10 @@
         <w:t>SLW</w:t>
       </w:r>
       <w:r>
-        <w:t xml:space="preserve"> Report Out: Issue Fee filed</w:t>
+        <w:t xml:space="preserve"> Report Out: </w:t>
+      </w:r>
+      <w:r>
+        <w:t>&lt;&lt;activityname&gt;&gt;</w:t>
       </w:r>
     </w:p>
     <w:p>
@@ -71,7 +74,15 @@
         <w:spacing w:before="0" w:beforeAutospacing="0" w:after="0" w:afterAutospacing="0"/>
       </w:pPr>
       <w:r>
-        <w:t>&lt;&lt;This.WAName&gt;&gt; &lt;&lt;This.WAPhone&gt;&gt;  &lt;&lt;This.WAEmail&gt;&gt;</w:t>
+        <w:t>&lt;&lt;This.WAName&gt;&gt; &lt;&lt;This.WAPhone&gt;</w:t>
+      </w:r>
+      <w:proofErr w:type="gramStart"/>
+      <w:r>
+        <w:t>&gt;  &lt;&lt;This.WAEmail</w:t>
+      </w:r>
+      <w:proofErr w:type="gramEnd"/>
+      <w:r>
+        <w:t>&gt;&gt;</w:t>
       </w:r>
     </w:p>
     <w:p>
@@ -80,7 +91,15 @@
         <w:spacing w:before="0" w:beforeAutospacing="0" w:after="0" w:afterAutospacing="0"/>
       </w:pPr>
       <w:r>
-        <w:t>&lt;&lt;This.paraName&gt;&gt; &lt;&lt;This.paraPhone&gt;&gt;  &lt;&lt;This.paraEmail&gt;&gt;</w:t>
+        <w:t>&lt;&lt;This.paraName&gt;&gt; &lt;&lt;This.paraPhone&gt;</w:t>
+      </w:r>
+      <w:proofErr w:type="gramStart"/>
+      <w:r>
+        <w:t>&gt;  &lt;&lt;This.paraEmail</w:t>
+      </w:r>
+      <w:proofErr w:type="gramEnd"/>
+      <w:r>
+        <w:t>&gt;&gt;</w:t>
       </w:r>
     </w:p>
     <w:p>
@@ -205,7 +224,15 @@
         <w:t xml:space="preserve">The following represents </w:t>
       </w:r>
       <w:r>
-        <w:t>new activity on the above mentioned matter.</w:t>
+        <w:t xml:space="preserve">new activity on the </w:t>
+      </w:r>
+      <w:proofErr w:type="gramStart"/>
+      <w:r>
+        <w:t>above mentioned</w:t>
+      </w:r>
+      <w:proofErr w:type="gramEnd"/>
+      <w:r>
+        <w:t xml:space="preserve"> matter.</w:t>
       </w:r>
       <w:r>
         <w:t xml:space="preserve"> </w:t>
@@ -766,6 +793,7 @@
   <w:style w:type="character" w:default="1" w:styleId="DefaultParagraphFont">
     <w:name w:val="Default Paragraph Font"/>
     <w:uiPriority w:val="1"/>
+    <w:semiHidden/>
     <w:unhideWhenUsed/>
   </w:style>
   <w:style w:type="table" w:default="1" w:styleId="TableNormal">
